--- a/downloads/teacher/05 Materials/Unit 02/Slides/Slides 02.20 - Employability Soft Skills Superpower.docx
+++ b/downloads/teacher/05 Materials/Unit 02/Slides/Slides 02.20 - Employability Soft Skills Superpower.docx
@@ -365,16 +365,7 @@
         <w:pStyle w:val="Compact"/>
       </w:pPr>
       <w:r>
-        <w:t xml:space="preserve">Job ad 1:</w:t>
-      </w:r>
-      <w:r>
-        <w:t xml:space="preserve"> </w:t>
-      </w:r>
-      <w:r>
-        <w:rPr>
-          <w:rStyle w:val="TeacherNote"/>
-        </w:rPr>
-        <w:t xml:space="preserve">[Sal: paste a local ad with the soft skill words highlighted]</w:t>
+        <w:t xml:space="preserve">Job ad 1: a local ad with the soft skill words highlighted</w:t>
       </w:r>
     </w:p>
     <w:p>
@@ -386,16 +377,7 @@
         <w:pStyle w:val="Compact"/>
       </w:pPr>
       <w:r>
-        <w:t xml:space="preserve">Job ad 2:</w:t>
-      </w:r>
-      <w:r>
-        <w:t xml:space="preserve"> </w:t>
-      </w:r>
-      <w:r>
-        <w:rPr>
-          <w:rStyle w:val="TeacherNote"/>
-        </w:rPr>
-        <w:t xml:space="preserve">[Sal: paste a second ad]</w:t>
+        <w:t xml:space="preserve">Job ad 2: a second local ad</w:t>
       </w:r>
     </w:p>
     <w:p>
